--- a/AtvProj(4)_Docker_AplicacaoSpringBoot.docx
+++ b/AtvProj(4)_Docker_AplicacaoSpringBoot.docx
@@ -113,66 +113,81 @@
     </w:p>
     <w:p>
       <w:pPr>
-        <w:rPr>
-          <w:lang w:val="pt-BR"/>
-        </w:rPr>
-      </w:pPr>
-      <w:r>
-        <w:rPr>
-          <w:lang w:val="pt-BR"/>
-        </w:rPr>
-        <w:t xml:space="preserve">NOME 1 </w:t>
-      </w:r>
-      <w:r>
-        <w:rPr>
-          <w:lang w:val="pt-BR"/>
-        </w:rPr>
-        <w:t>_____________________________________________________________RA</w:t>
+        <w:spacing w:line="240" w:lineRule="auto"/>
+        <w:rPr>
+          <w:bCs/>
+          <w:i/>
+          <w:noProof/>
+          <w:lang w:eastAsia="pt-BR"/>
+        </w:rPr>
+      </w:pPr>
+      <w:r>
+        <w:rPr>
+          <w:bCs/>
+          <w:i/>
+          <w:noProof/>
+          <w:lang w:eastAsia="pt-BR"/>
+        </w:rPr>
+        <w:t>Betina Volpi 311945</w:t>
       </w:r>
     </w:p>
     <w:p>
       <w:pPr>
-        <w:rPr>
-          <w:lang w:val="pt-BR"/>
-        </w:rPr>
-      </w:pPr>
-      <w:r>
-        <w:rPr>
-          <w:lang w:val="pt-BR"/>
-        </w:rPr>
-        <w:t>NOME 2______________________________________________________________RA</w:t>
+        <w:spacing w:line="240" w:lineRule="auto"/>
+        <w:rPr>
+          <w:bCs/>
+          <w:i/>
+          <w:noProof/>
+          <w:lang w:eastAsia="pt-BR"/>
+        </w:rPr>
+      </w:pPr>
+      <w:r>
+        <w:rPr>
+          <w:bCs/>
+          <w:i/>
+          <w:noProof/>
+          <w:lang w:eastAsia="pt-BR"/>
+        </w:rPr>
+        <w:t>Ícaro Dias 311950</w:t>
       </w:r>
     </w:p>
     <w:p>
       <w:pPr>
-        <w:rPr>
-          <w:lang w:val="pt-BR"/>
-        </w:rPr>
-      </w:pPr>
-      <w:r>
-        <w:rPr>
-          <w:lang w:val="pt-BR"/>
-        </w:rPr>
-        <w:t>NOME 3 _____________________________________________________________RA</w:t>
+        <w:spacing w:line="240" w:lineRule="auto"/>
+        <w:rPr>
+          <w:bCs/>
+          <w:i/>
+          <w:noProof/>
+          <w:lang w:eastAsia="pt-BR"/>
+        </w:rPr>
+      </w:pPr>
+      <w:r>
+        <w:rPr>
+          <w:bCs/>
+          <w:i/>
+          <w:noProof/>
+          <w:lang w:eastAsia="pt-BR"/>
+        </w:rPr>
+        <w:t>Kayla Abreu 265325</w:t>
       </w:r>
     </w:p>
     <w:p>
       <w:pPr>
-        <w:rPr>
-          <w:lang w:val="pt-BR"/>
-        </w:rPr>
-      </w:pPr>
-      <w:r>
-        <w:rPr>
-          <w:lang w:val="pt-BR"/>
-        </w:rPr>
-        <w:t>NOME 4____________________________________________</w:t>
-      </w:r>
-      <w:r>
-        <w:rPr>
-          <w:lang w:val="pt-BR"/>
-        </w:rPr>
-        <w:t>__________________RA</w:t>
+        <w:spacing w:line="240" w:lineRule="auto"/>
+        <w:rPr>
+          <w:i/>
+          <w:noProof/>
+          <w:u w:val="single"/>
+          <w:lang w:eastAsia="pt-BR"/>
+        </w:rPr>
+      </w:pPr>
+      <w:r>
+        <w:rPr>
+          <w:i/>
+          <w:noProof/>
+          <w:lang w:eastAsia="pt-BR"/>
+        </w:rPr>
+        <w:t>Rodrigo Neiland 311853</w:t>
       </w:r>
     </w:p>
     <w:p>
@@ -314,13 +329,7 @@
         <w:rPr>
           <w:lang w:val="pt-BR"/>
         </w:rPr>
-        <w:t xml:space="preserve"> (aumentar a produtividade na codific</w:t>
-      </w:r>
-      <w:r>
-        <w:rPr>
-          <w:lang w:val="pt-BR"/>
-        </w:rPr>
-        <w:t>ação).</w:t>
+        <w:t xml:space="preserve"> (aumentar a produtividade na codificação).</w:t>
       </w:r>
     </w:p>
     <w:p>
@@ -421,13 +430,7 @@
         <w:rPr>
           <w:lang w:val="pt-BR"/>
         </w:rPr>
-        <w:t>comm</w:t>
-      </w:r>
-      <w:r>
-        <w:rPr>
-          <w:lang w:val="pt-BR"/>
-        </w:rPr>
-        <w:t>it</w:t>
+        <w:t>commit</w:t>
       </w:r>
       <w:proofErr w:type="spellEnd"/>
       <w:r>
@@ -554,6 +557,7 @@
       </w:pPr>
       <w:r>
         <w:rPr>
+          <w:noProof/>
           <w:lang w:val="pt-BR"/>
         </w:rPr>
         <w:lastRenderedPageBreak/>
@@ -595,6 +599,7 @@
       </w:r>
       <w:r>
         <w:rPr>
+          <w:noProof/>
           <w:lang w:val="pt-BR"/>
         </w:rPr>
         <w:drawing>
@@ -719,6 +724,7 @@
       </w:pPr>
       <w:r>
         <w:rPr>
+          <w:noProof/>
           <w:lang w:val="pt-BR"/>
         </w:rPr>
         <w:lastRenderedPageBreak/>
@@ -860,14 +866,20 @@
         <w:rPr>
           <w:lang w:val="pt-BR"/>
         </w:rPr>
-        <w:t>Postgres</w:t>
+        <w:t>Postgre</w:t>
       </w:r>
       <w:proofErr w:type="spellEnd"/>
       <w:r>
         <w:rPr>
           <w:lang w:val="pt-BR"/>
         </w:rPr>
-        <w:t>.</w:t>
+        <w:tab/>
+      </w:r>
+      <w:r>
+        <w:rPr>
+          <w:lang w:val="pt-BR"/>
+        </w:rPr>
+        <w:t>s.</w:t>
       </w:r>
     </w:p>
     <w:p>
@@ -881,10 +893,10 @@
           <w:lang w:val="pt-BR"/>
         </w:rPr>
         <w:drawing>
-          <wp:inline distT="0" distB="0" distL="0" distR="0" wp14:anchorId="16838888" wp14:editId="148EB73A">
-            <wp:extent cx="6152515" cy="3056255"/>
-            <wp:effectExtent l="0" t="0" r="635" b="0"/>
-            <wp:docPr id="4" name="Imagem 4"/>
+          <wp:inline distT="0" distB="0" distL="0" distR="0" wp14:anchorId="1A5836C2" wp14:editId="08B71298">
+            <wp:extent cx="6152515" cy="2259330"/>
+            <wp:effectExtent l="0" t="0" r="635" b="7620"/>
+            <wp:docPr id="5" name="Imagem 5"/>
             <wp:cNvGraphicFramePr>
               <a:graphicFrameLocks xmlns:a="http://schemas.openxmlformats.org/drawingml/2006/main" noChangeAspect="1"/>
             </wp:cNvGraphicFramePr>
@@ -904,7 +916,7 @@
                   <pic:spPr>
                     <a:xfrm>
                       <a:off x="0" y="0"/>
-                      <a:ext cx="6152515" cy="3056255"/>
+                      <a:ext cx="6152515" cy="2259330"/>
                     </a:xfrm>
                     <a:prstGeom prst="rect">
                       <a:avLst/>
@@ -1009,7 +1021,6 @@
         <w:rPr>
           <w:lang w:val="pt-BR"/>
         </w:rPr>
-        <w:lastRenderedPageBreak/>
         <w:t xml:space="preserve">Atualize a pasta </w:t>
       </w:r>
       <w:proofErr w:type="spellStart"/>
@@ -1080,6 +1091,7 @@
           <w:noProof/>
           <w:lang w:val="pt-BR"/>
         </w:rPr>
+        <w:lastRenderedPageBreak/>
         <w:drawing>
           <wp:inline distT="0" distB="0" distL="0" distR="0" wp14:anchorId="7C371647" wp14:editId="685EAA63">
             <wp:extent cx="3315163" cy="1724266"/>
@@ -1256,6 +1268,7 @@
           <w:lang w:val="pt-BR"/>
         </w:rPr>
       </w:pPr>
+      <w:bookmarkStart w:id="0" w:name="_GoBack"/>
       <w:r>
         <w:rPr>
           <w:noProof/>
@@ -1298,6 +1311,7 @@
         </w:drawing>
       </w:r>
     </w:p>
+    <w:bookmarkEnd w:id="0"/>
     <w:p>
       <w:pPr>
         <w:rPr>
@@ -2126,7 +2140,6 @@
           <w:lang w:val="pt-BR"/>
         </w:rPr>
       </w:pPr>
-      <w:bookmarkStart w:id="0" w:name="_GoBack"/>
       <w:proofErr w:type="spellStart"/>
       <w:r>
         <w:rPr>
@@ -2176,7 +2189,6 @@
         <w:t xml:space="preserve"> --build</w:t>
       </w:r>
     </w:p>
-    <w:bookmarkEnd w:id="0"/>
     <w:p>
       <w:pPr>
         <w:pStyle w:val="PargrafodaLista"/>
@@ -15561,7 +15573,7 @@
 </file>
 
 <file path=customXml/itemProps1.xml><?xml version="1.0" encoding="utf-8"?>
-<ds:datastoreItem xmlns:ds="http://schemas.openxmlformats.org/officeDocument/2006/customXml" ds:itemID="{C8B76D80-4AC3-4030-81CC-DFD62D1F5A87}">
+<ds:datastoreItem xmlns:ds="http://schemas.openxmlformats.org/officeDocument/2006/customXml" ds:itemID="{D571BCF0-0458-4397-B85A-173DA0FB9C36}">
   <ds:schemaRefs>
     <ds:schemaRef ds:uri="http://schemas.openxmlformats.org/officeDocument/2006/bibliography"/>
   </ds:schemaRefs>
